--- a/DailyReport_Email_EN_20261006.docx
+++ b/DailyReport_Email_EN_20261006.docx
@@ -813,7 +813,7 @@
                                   <w:b/>
                                   <w:bCs/>
                                 </w:rPr>
-                                <w:t>Agri-Forestry trade surplus reaches USD16.9bn</w:t>
+                                <w:t>World Bank upgrades Vietnam 2026 GDP growth outlook to 7.4 percent</w:t>
                               </w:r>
                               <w:r>
                                 <w:rPr>
@@ -854,7 +854,7 @@
                                   <w:b/>
                                   <w:bCs/>
                                 </w:rPr>
-                                <w:t>Ha Tinh approves VND326bn pharmaceutical complex</w:t>
+                                <w:t>Thu Dau Mot - Ho Chi Minh City metro line project approved</w:t>
                               </w:r>
                             </w:p>
                             <w:p>
@@ -888,7 +888,7 @@
                                   <w:b/>
                                   <w:bCs/>
                                 </w:rPr>
-                                <w:t>Long Thanh airport targets December launch via three-phase trial framework</w:t>
+                                <w:t>Vietnam targets MSCI upgrade and FTSE secondary emerging market status</w:t>
                               </w:r>
                               <w:r/>
                               <w:r>
